--- a/depin/content/dcent-comms-0902.docx
+++ b/depin/content/dcent-comms-0902.docx
@@ -1122,25 +1122,25 @@
           <w:sz w:val="23"/>
           <w:szCs w:val="23"/>
         </w:rPr>
-        <w:t xml:space="preserve">1/ (277자)</w:t>
-      </w:r>
-    </w:p>
-    <w:p>
-      <w:pPr>
-        <w:pBdr>
-          <w:left w:val="single" w:color="4D4DCE" w:sz="12" w:space="8"/>
-        </w:pBdr>
-        <w:shd w:fill="F2F2F7" w:color="auto" w:val="clear"/>
-        <w:spacing w:after="0" w:before="0" w:line="300"/>
-        <w:ind w:left="200"/>
-      </w:pPr>
-      <w:r>
-        <w:rPr>
-          <w:rFonts w:ascii="Malgun Gothic" w:cs="Malgun Gothic" w:eastAsia="Malgun Gothic" w:hAnsi="Malgun Gothic"/>
-          <w:sz w:val="20"/>
-          <w:szCs w:val="20"/>
-        </w:rPr>
-        <w:t xml:space="preserve">KWeather — the sensor network behind wellbian — signed an MOU with @DCENTWALLETS.</w:t>
+        <w:t xml:space="preserve">1/ (273자)</w:t>
+      </w:r>
+    </w:p>
+    <w:p>
+      <w:pPr>
+        <w:pBdr>
+          <w:left w:val="single" w:color="4D4DCE" w:sz="12" w:space="8"/>
+        </w:pBdr>
+        <w:shd w:fill="F2F2F7" w:color="auto" w:val="clear"/>
+        <w:spacing w:after="0" w:before="0" w:line="300"/>
+        <w:ind w:left="200"/>
+      </w:pPr>
+      <w:r>
+        <w:rPr>
+          <w:rFonts w:ascii="Malgun Gothic" w:cs="Malgun Gothic" w:eastAsia="Malgun Gothic" w:hAnsi="Malgun Gothic"/>
+          <w:sz w:val="20"/>
+          <w:szCs w:val="20"/>
+        </w:rPr>
+        <w:t xml:space="preserve">KWeather — the weather company that builds our sensors — signed an MOU with @DCENTWALLETS.</w:t>
       </w:r>
     </w:p>
     <w:p>
@@ -1176,7 +1176,7 @@
           <w:sz w:val="20"/>
           <w:szCs w:val="20"/>
         </w:rPr>
-        <w:t xml:space="preserve">It covers four things: registering your device, collecting its data, how rewards are handled, and a wallet only you control.</w:t>
+        <w:t xml:space="preserve">Four things: registering your device, collecting its data, how rewards are handled, and a wallet only you control.</w:t>
       </w:r>
     </w:p>
     <w:p>
@@ -1552,7 +1552,7 @@
           <w:sz w:val="20"/>
           <w:szCs w:val="20"/>
         </w:rPr>
-        <w:t xml:space="preserve">wellbian의 센서 네트워크인 케이웨더가 하드웨어 월렛 디센트(아이오트러스트)와 기술 협력 MOU를 체결했습니다.</w:t>
+        <w:t xml:space="preserve">웰비안 센서를 만드는 날씨 회사 케이웨더가 하드웨어 월렛 디센트(아이오트러스트)와 기술 협력 MOU를 체결했습니다.</w:t>
       </w:r>
     </w:p>
     <w:p>
@@ -1770,7 +1770,7 @@
           <w:sz w:val="20"/>
           <w:szCs w:val="20"/>
         </w:rPr>
-        <w:t xml:space="preserve">KWeather, the sensor network behind wellbian, has signed an MOU with D'CENT (IoTrust), the self-custody hardware wallet.</w:t>
+        <w:t xml:space="preserve">KWeather, the weather company that builds our sensors, has signed an MOU with D'CENT (IoTrust), the self-custody hardware wallet.</w:t>
       </w:r>
     </w:p>
     <w:p>

--- a/depin/content/dcent-comms-0902.docx
+++ b/depin/content/dcent-comms-0902.docx
@@ -1122,25 +1122,25 @@
           <w:sz w:val="23"/>
           <w:szCs w:val="23"/>
         </w:rPr>
-        <w:t xml:space="preserve">1/ (273자)</w:t>
-      </w:r>
-    </w:p>
-    <w:p>
-      <w:pPr>
-        <w:pBdr>
-          <w:left w:val="single" w:color="4D4DCE" w:sz="12" w:space="8"/>
-        </w:pBdr>
-        <w:shd w:fill="F2F2F7" w:color="auto" w:val="clear"/>
-        <w:spacing w:after="0" w:before="0" w:line="300"/>
-        <w:ind w:left="200"/>
-      </w:pPr>
-      <w:r>
-        <w:rPr>
-          <w:rFonts w:ascii="Malgun Gothic" w:cs="Malgun Gothic" w:eastAsia="Malgun Gothic" w:hAnsi="Malgun Gothic"/>
-          <w:sz w:val="20"/>
-          <w:szCs w:val="20"/>
-        </w:rPr>
-        <w:t xml:space="preserve">KWeather — the weather company that builds our sensors — signed an MOU with @DCENTWALLETS.</w:t>
+        <w:t xml:space="preserve">1/ (269자)</w:t>
+      </w:r>
+    </w:p>
+    <w:p>
+      <w:pPr>
+        <w:pBdr>
+          <w:left w:val="single" w:color="4D4DCE" w:sz="12" w:space="8"/>
+        </w:pBdr>
+        <w:shd w:fill="F2F2F7" w:color="auto" w:val="clear"/>
+        <w:spacing w:after="0" w:before="0" w:line="300"/>
+        <w:ind w:left="200"/>
+      </w:pPr>
+      <w:r>
+        <w:rPr>
+          <w:rFonts w:ascii="Malgun Gothic" w:cs="Malgun Gothic" w:eastAsia="Malgun Gothic" w:hAnsi="Malgun Gothic"/>
+          <w:sz w:val="20"/>
+          <w:szCs w:val="20"/>
+        </w:rPr>
+        <w:t xml:space="preserve">KWeather — our tech partner that makes the sensors — signed an MOU with @DCENTWALLETS.</w:t>
       </w:r>
     </w:p>
     <w:p>
@@ -1552,7 +1552,7 @@
           <w:sz w:val="20"/>
           <w:szCs w:val="20"/>
         </w:rPr>
-        <w:t xml:space="preserve">웰비안 센서를 만드는 날씨 회사 케이웨더가 하드웨어 월렛 디센트(아이오트러스트)와 기술 협력 MOU를 체결했습니다.</w:t>
+        <w:t xml:space="preserve">웰비안의 기술 협력사이자 센서를 만드는 날씨 회사 케이웨더가 하드웨어 월렛 디센트(아이오트러스트)와 기술 협력 MOU를 체결했습니다.</w:t>
       </w:r>
     </w:p>
     <w:p>
@@ -1770,7 +1770,7 @@
           <w:sz w:val="20"/>
           <w:szCs w:val="20"/>
         </w:rPr>
-        <w:t xml:space="preserve">KWeather, the weather company that builds our sensors, has signed an MOU with D'CENT (IoTrust), the self-custody hardware wallet.</w:t>
+        <w:t xml:space="preserve">KWeather — our technology partner, the weather company that makes our sensors — has signed an MOU with D'CENT (IoTrust), the self-custody hardware wallet.</w:t>
       </w:r>
     </w:p>
     <w:p>

--- a/depin/content/dcent-comms-0902.docx
+++ b/depin/content/dcent-comms-0902.docx
@@ -1122,25 +1122,25 @@
           <w:sz w:val="23"/>
           <w:szCs w:val="23"/>
         </w:rPr>
-        <w:t xml:space="preserve">1/ (269자)</w:t>
-      </w:r>
-    </w:p>
-    <w:p>
-      <w:pPr>
-        <w:pBdr>
-          <w:left w:val="single" w:color="4D4DCE" w:sz="12" w:space="8"/>
-        </w:pBdr>
-        <w:shd w:fill="F2F2F7" w:color="auto" w:val="clear"/>
-        <w:spacing w:after="0" w:before="0" w:line="300"/>
-        <w:ind w:left="200"/>
-      </w:pPr>
-      <w:r>
-        <w:rPr>
-          <w:rFonts w:ascii="Malgun Gothic" w:cs="Malgun Gothic" w:eastAsia="Malgun Gothic" w:hAnsi="Malgun Gothic"/>
-          <w:sz w:val="20"/>
-          <w:szCs w:val="20"/>
-        </w:rPr>
-        <w:t xml:space="preserve">KWeather — our tech partner that makes the sensors — signed an MOU with @DCENTWALLETS.</w:t>
+        <w:t xml:space="preserve">1/ (266자)</w:t>
+      </w:r>
+    </w:p>
+    <w:p>
+      <w:pPr>
+        <w:pBdr>
+          <w:left w:val="single" w:color="4D4DCE" w:sz="12" w:space="8"/>
+        </w:pBdr>
+        <w:shd w:fill="F2F2F7" w:color="auto" w:val="clear"/>
+        <w:spacing w:after="0" w:before="0" w:line="300"/>
+        <w:ind w:left="200"/>
+      </w:pPr>
+      <w:r>
+        <w:rPr>
+          <w:rFonts w:ascii="Malgun Gothic" w:cs="Malgun Gothic" w:eastAsia="Malgun Gothic" w:hAnsi="Malgun Gothic"/>
+          <w:sz w:val="20"/>
+          <w:szCs w:val="20"/>
+        </w:rPr>
+        <w:t xml:space="preserve">KWeather — 30 years of weather observation and sensor-making in Korea — signed an MOU with @DCENTWALLETS.</w:t>
       </w:r>
     </w:p>
     <w:p>
@@ -1212,7 +1212,7 @@
           <w:sz w:val="20"/>
           <w:szCs w:val="20"/>
         </w:rPr>
-        <w:t xml:space="preserve">The hardware is done. This is about what comes after you buy one.</w:t>
+        <w:t xml:space="preserve">This is about what comes after you buy one.</w:t>
       </w:r>
     </w:p>
     <w:p>
@@ -1552,7 +1552,7 @@
           <w:sz w:val="20"/>
           <w:szCs w:val="20"/>
         </w:rPr>
-        <w:t xml:space="preserve">웰비안의 기술 협력사이자 센서를 만드는 날씨 회사 케이웨더가 하드웨어 월렛 디센트(아이오트러스트)와 기술 협력 MOU를 체결했습니다.</w:t>
+        <w:t xml:space="preserve">30년간 대한민국 기상 관측 사업 및 센서를 만들어온 케이웨더가 하드웨어 월렛 디센트(아이오트러스트)와 기술 협력 MOU를 체결했습니다.</w:t>
       </w:r>
     </w:p>
     <w:p>
@@ -1770,7 +1770,7 @@
           <w:sz w:val="20"/>
           <w:szCs w:val="20"/>
         </w:rPr>
-        <w:t xml:space="preserve">KWeather — our technology partner, the weather company that makes our sensors — has signed an MOU with D'CENT (IoTrust), the self-custody hardware wallet.</w:t>
+        <w:t xml:space="preserve">KWeather — 30 years of weather observation and sensor-making in Korea — has signed an MOU with D'CENT (IoTrust), the self-custody hardware wallet.</w:t>
       </w:r>
     </w:p>
     <w:p>

--- a/depin/content/dcent-comms-0902.docx
+++ b/depin/content/dcent-comms-0902.docx
@@ -1122,25 +1122,25 @@
           <w:sz w:val="23"/>
           <w:szCs w:val="23"/>
         </w:rPr>
-        <w:t xml:space="preserve">1/ (266자)</w:t>
-      </w:r>
-    </w:p>
-    <w:p>
-      <w:pPr>
-        <w:pBdr>
-          <w:left w:val="single" w:color="4D4DCE" w:sz="12" w:space="8"/>
-        </w:pBdr>
-        <w:shd w:fill="F2F2F7" w:color="auto" w:val="clear"/>
-        <w:spacing w:after="0" w:before="0" w:line="300"/>
-        <w:ind w:left="200"/>
-      </w:pPr>
-      <w:r>
-        <w:rPr>
-          <w:rFonts w:ascii="Malgun Gothic" w:cs="Malgun Gothic" w:eastAsia="Malgun Gothic" w:hAnsi="Malgun Gothic"/>
-          <w:sz w:val="20"/>
-          <w:szCs w:val="20"/>
-        </w:rPr>
-        <w:t xml:space="preserve">KWeather — 30 years of weather observation and sensor-making in Korea — signed an MOU with @DCENTWALLETS.</w:t>
+        <w:t xml:space="preserve">1/ (278자)</w:t>
+      </w:r>
+    </w:p>
+    <w:p>
+      <w:pPr>
+        <w:pBdr>
+          <w:left w:val="single" w:color="4D4DCE" w:sz="12" w:space="8"/>
+        </w:pBdr>
+        <w:shd w:fill="F2F2F7" w:color="auto" w:val="clear"/>
+        <w:spacing w:after="0" w:before="0" w:line="300"/>
+        <w:ind w:left="200"/>
+      </w:pPr>
+      <w:r>
+        <w:rPr>
+          <w:rFonts w:ascii="Malgun Gothic" w:cs="Malgun Gothic" w:eastAsia="Malgun Gothic" w:hAnsi="Malgun Gothic"/>
+          <w:sz w:val="20"/>
+          <w:szCs w:val="20"/>
+        </w:rPr>
+        <w:t xml:space="preserve">KWeather — our tech partner, 30 years of weather observation and sensor-making in Korea — signed an MOU with @DCENTWALLETS.</w:t>
       </w:r>
     </w:p>
     <w:p>
@@ -1176,7 +1176,7 @@
           <w:sz w:val="20"/>
           <w:szCs w:val="20"/>
         </w:rPr>
-        <w:t xml:space="preserve">Four things: registering your device, collecting its data, how rewards are handled, and a wallet only you control.</w:t>
+        <w:t xml:space="preserve">Four things: registering a device, collecting its data, how rewards are handled, and a wallet only you control.</w:t>
       </w:r>
     </w:p>
     <w:p>
@@ -1212,7 +1212,7 @@
           <w:sz w:val="20"/>
           <w:szCs w:val="20"/>
         </w:rPr>
-        <w:t xml:space="preserve">This is about what comes after you buy one.</w:t>
+        <w:t xml:space="preserve">It's about what comes after you buy one.</w:t>
       </w:r>
     </w:p>
     <w:p>
@@ -1552,7 +1552,7 @@
           <w:sz w:val="20"/>
           <w:szCs w:val="20"/>
         </w:rPr>
-        <w:t xml:space="preserve">30년간 대한민국 기상 관측 사업 및 센서를 만들어온 케이웨더가 하드웨어 월렛 디센트(아이오트러스트)와 기술 협력 MOU를 체결했습니다.</w:t>
+        <w:t xml:space="preserve">웰비안의 기술 협력사이자 30년간 대한민국 기상 관측 사업 및 센서를 만들어온 케이웨더가 하드웨어 월렛 디센트(아이오트러스트)와 MOU를 체결했습니다.</w:t>
       </w:r>
     </w:p>
     <w:p>
@@ -1770,7 +1770,7 @@
           <w:sz w:val="20"/>
           <w:szCs w:val="20"/>
         </w:rPr>
-        <w:t xml:space="preserve">KWeather — 30 years of weather observation and sensor-making in Korea — has signed an MOU with D'CENT (IoTrust), the self-custody hardware wallet.</w:t>
+        <w:t xml:space="preserve">KWeather — wellbian's technology partner, with 30 years of weather observation and sensor-making in Korea — has signed an MOU with D'CENT (IoTrust), the self-custody hardware wallet.</w:t>
       </w:r>
     </w:p>
     <w:p>
